--- a/AI大模型在财务场景的应用/项目9_范例_v3.docx
+++ b/AI大模型在财务场景的应用/项目9_范例_v3.docx
@@ -235,7 +235,7 @@
           <w:b w:val="0"/>
           <w:sz w:val="24"/>
         </w:rPr>
-        <w:t>星空读书会的学期即将结束，社长李想在例会上问了三个问题：这学期一共收了多少钱？花了多少？还剩多少？财务干事小林翻出收支表，发现三个数字都有，却并不能一眼说清它们之间的关系。她知道，预算表上的“结余260元”和实际表上的“结余252元”不能简单地相减，因为两者的含义和来源并不完全相同。</w:t>
+        <w:t>星空读书会的学期即将结束，社长李想想在例会上问了三个问题：这学期一共收了多少钱？花了多少？还剩多少？财务干事小何翻出收支表，发现三个数字都有，却并不能一眼说清它们之间的关系。她知道，预算表上的“结余260元”和实际表上的“结余252元”不能简单地相减，因为两者的含义和来源并不完全相同。</w:t>
       </w:r>
     </w:p>
     <w:p>
@@ -2554,7 +2554,7 @@
           <w:b w:val="0"/>
           <w:sz w:val="24"/>
         </w:rPr>
-        <w:t>小林在操作中给AI的提示词是：以下是星空读书会学期收支的预算与实际合计，请计算结余、差异额与差异率，并说明每一步的计算过程，结果保留一位小数。AI给出了正确的结余252元，但在另一次尝试中，它把收入预算误当作实际收入，写出了“结余312元”的结果。这说明，AI的输出必须逐项核对，不能因为它会计算就直接采信。</w:t>
+        <w:t>小何在操作中给AI的提示词是：以下是星空读书会学期收支的预算与实际合计，请计算结余、差异额与差异率，并说明每一步的计算过程，结果保留一位小数。AI给出了正确的结余252元，但在另一次尝试中，它把收入预算误当作实际收入，写出了“结余312元”的结果。这说明，AI的输出必须逐项核对，不能因为它会计算就直接采信。</w:t>
       </w:r>
     </w:p>
     <w:p>
@@ -2564,7 +2564,7 @@
           <w:b w:val="0"/>
           <w:sz w:val="24"/>
         </w:rPr>
-        <w:t>表9-4记录了小林对AI初稿的一次核对。这个表格的样式将在后面的任务中继续使用。</w:t>
+        <w:t>表9-4记录了小何对AI初稿的一次核对。这个表格的样式将在后面的任务中继续使用。</w:t>
       </w:r>
     </w:p>
     <w:p>
@@ -3037,7 +3037,7 @@
           <w:b w:val="0"/>
           <w:sz w:val="24"/>
         </w:rPr>
-        <w:t>小林还做了第二次操作，用来检验AI对结余率的理解。她把表9-1中的结余与收入两个数字交给AI，请它直接计算结余率，并要求写出算式。AI给出的算式是252÷2040，结果为12.4%，与手工计算一致。她又请AI在同一表格中计算预算结余率（260÷2100），得到12.4%。两个比率相同，说明学期的结余水平与计划基本一致，这一发现可以写进经营说明中。</w:t>
+        <w:t>小何还做了第二次操作，用来检验AI对结余率的理解。她把表9-1中的结余与收入两个数字交给AI，请它直接计算结余率，并要求写出算式。AI给出的算式是252÷2040，结果为12.4%，与手工计算一致。她又请AI在同一表格中计算预算结余率（260÷2100），得到12.4%。两个比率相同，说明学期的结余水平与计划基本一致，这一发现可以写进经营说明中。</w:t>
       </w:r>
     </w:p>
     <w:p>
@@ -3065,7 +3065,7 @@
           <w:b w:val="0"/>
           <w:sz w:val="24"/>
         </w:rPr>
-        <w:t>小林把核对后的表格交给李想时，李想最关心的是“社员会费为什么少了60元”。小林能够立即回答：这60元相当于3名社员尚未缴纳会费（按每人20元计算），她已经记下了三人的名字，准备再次催收。李想同意下学期把收费时间提前，并要求以后的说明中写明未收齐的人数。</w:t>
+        <w:t>小何把核对后的表格交给李想想时，李想想最关心的是“社员会费为什么少了60元”。小何能够立即回答：这60元相当于3名社员尚未缴纳会费（按每人20元计算），她已经记下了三人的名字，准备再次催收。李想想同意下学期把收费时间提前，并要求以后的说明中写明未收齐的人数。</w:t>
       </w:r>
     </w:p>
     <w:p>
@@ -3602,7 +3602,7 @@
           <w:b w:val="0"/>
           <w:sz w:val="24"/>
         </w:rPr>
-        <w:t>小林需要在学期末向全体社员写一段经营说明，说明收入、支出与结余的情况。她的想法是：先让AI写一段初稿，再由自己逐句核对，确保每个数字都能在收支表中找到出处。她担心的是，说明里一旦出现一个错误数字，就会让社员对财务失去信任。</w:t>
+        <w:t>小何需要在学期末向全体社员写一段经营说明，说明收入、支出与结余的情况。她的想法是：先让AI写一段初稿，再由自己逐句核对，确保每个数字都能在收支表中找到出处。她担心的是，说明里一旦出现一个错误数字，就会让社员对财务失去信任。</w:t>
       </w:r>
     </w:p>
     <w:p>
@@ -4480,7 +4480,7 @@
           <w:b w:val="0"/>
           <w:sz w:val="24"/>
         </w:rPr>
-        <w:t>在完成青禾文具的核对后，小林也用同样的方法检查了星空读书会的说明。她发现，AI初稿中有一句写道“收入超出预算60元”，这与事实相反：收入是少了60元，超出的是支出。她把这一处修改为“收入比预算少60元”，并在括号中注明来源为表9-1。</w:t>
+        <w:t>在完成青禾文具的核对后，小何也用同样的方法检查了星空读书会的说明。她发现，AI初稿中有一句写道“收入超出预算60元”，这与事实相反：收入是少了60元，超出的是支出。她把这一处修改为“收入比预算少60元”，并在括号中注明来源为表9-1。</w:t>
       </w:r>
     </w:p>
     <w:p>
@@ -4558,7 +4558,7 @@
           <w:b w:val="0"/>
           <w:sz w:val="24"/>
         </w:rPr>
-        <w:t>两份说明完成后，小林和孙悦分别向各自的负责人汇报。李想看完星空读书会的说明后，关注的是“社员会费为何少了60元”。小林能够立即回答：有三名社员尚未缴纳会费，每人20元，共60元，这笔款项需要由干事再次催收。李想同意把收费时间提前，并要求以后的说明中写明未收齐的人数。</w:t>
+        <w:t>两份说明完成后，小何和孙悦分别向各自的负责人汇报。李想想看完星空读书会的说明后，关注的是“社员会费为何少了60元”。小何能够立即回答：有三名社员尚未缴纳会费，每人20元，共60元，这笔款项需要由干事再次催收。李想想同意把收费时间提前，并要求以后的说明中写明未收齐的人数。</w:t>
       </w:r>
     </w:p>
     <w:p>
@@ -5105,7 +5105,7 @@
           <w:b w:val="0"/>
           <w:sz w:val="24"/>
         </w:rPr>
-        <w:t>小林把经营说明发到社员群里，第二天就有人问：“结余252元是不是说社团账上还有252元？”还有人问：“为什么说收入少了，我们不是已经交过费了吗？”小林意识到，说明中的数字虽然正确，但读者需要的是能够理解的表述，而不是财务术语的堆砌。</w:t>
+        <w:t>小何把经营说明发到社员群里，第二天就有人问：“结余252元是不是说社团账上还有252元？”还有人问：“为什么说收入少了，我们不是已经交过费了吗？”小何意识到，说明中的数字虽然正确，但读者需要的是能够理解的表述，而不是财务术语的堆砌。</w:t>
       </w:r>
     </w:p>
     <w:p>
@@ -5263,7 +5263,7 @@
           <w:b w:val="0"/>
           <w:sz w:val="24"/>
         </w:rPr>
-        <w:t>对于管理层版本，则应当突出比率、偏差与责任人：收入完成率97.1%，支出执行率97.2%，结余率12.4%；偏差主要来自会费收缴，责任人为干事小林，整改时限为下学期开学第三周。两个版本的数字完全一致，只是表达的详略与侧重点不同。这正是本任务强调的“一份底稿，多个版本”。</w:t>
+        <w:t>对于管理层版本，则应当突出比率、偏差与责任人：收入完成率97.1%，支出执行率97.2%，结余率12.4%；偏差主要来自会费收缴，责任人为干事小何，整改时限为下学期开学第三周。两个版本的数字完全一致，只是表达的详略与侧重点不同。这正是本任务强调的“一份底稿，多个版本”。</w:t>
       </w:r>
     </w:p>
     <w:p>
@@ -5840,7 +5840,7 @@
           <w:b w:val="0"/>
           <w:sz w:val="24"/>
         </w:rPr>
-        <w:t>修改后的说明重新发给社员群，小林在群里附上了一段简短的说明：本学期收支基本平衡，结余252元，略低于预算，主要是社员会费比预算少60元。这一次，没有人再问“账上是不是还有252元”，有人直接问：“下学期的会费能不能提前收？”小林回答：“可以，我们会在开学第三周集中收取，并在群里公布未缴名单。”</w:t>
+        <w:t>修改后的说明重新发给社员群，小何在群里附上了一段简短的说明：本学期收支基本平衡，结余252元，略低于预算，主要是社员会费比预算少60元。这一次，没有人再问“账上是不是还有252元”，有人直接问：“下学期的会费能不能提前收？”小何回答：“可以，我们会在开学第三周集中收取，并在群里公布未缴名单。”</w:t>
       </w:r>
     </w:p>
     <w:p>
